--- a/labs/lab07.docx
+++ b/labs/lab07.docx
@@ -320,7 +320,43 @@
         <w:t>pip install matplotlib</w:t>
       </w:r>
       <w:r>
-        <w:t xml:space="preserve"> from a Command Prompt or Terminal window. If you’re unable to install </w:t>
+        <w:t xml:space="preserve"> </w:t>
+      </w:r>
+      <w:r>
+        <w:t xml:space="preserve">or </w:t>
+      </w:r>
+      <w:r>
+        <w:rPr>
+          <w:rStyle w:val="codeChar"/>
+        </w:rPr>
+        <w:t>pip</w:t>
+      </w:r>
+      <w:r>
+        <w:rPr>
+          <w:rStyle w:val="codeChar"/>
+        </w:rPr>
+        <w:t>3</w:t>
+      </w:r>
+      <w:r>
+        <w:rPr>
+          <w:rStyle w:val="codeChar"/>
+        </w:rPr>
+        <w:t xml:space="preserve"> install matplotlib</w:t>
+      </w:r>
+      <w:r>
+        <w:t xml:space="preserve"> f</w:t>
+      </w:r>
+      <w:r>
+        <w:t xml:space="preserve">rom a Command Prompt or Terminal window. If </w:t>
+      </w:r>
+      <w:r>
+        <w:t>neither</w:t>
+      </w:r>
+      <w:r>
+        <w:t xml:space="preserve"> partner is </w:t>
+      </w:r>
+      <w:r>
+        <w:t xml:space="preserve">able to install </w:t>
       </w:r>
       <w:r>
         <w:rPr>
@@ -614,7 +650,25 @@
         <w:t>Qu 2.</w:t>
       </w:r>
       <w:r>
-        <w:t xml:space="preserve"> Create a lab07.py file in your lab7 folder. Encapsulate the above code into a function called </w:t>
+        <w:t xml:space="preserve"> Create a </w:t>
+      </w:r>
+      <w:r>
+        <w:rPr>
+          <w:rStyle w:val="codeChar"/>
+        </w:rPr>
+        <w:t>lab07.py</w:t>
+      </w:r>
+      <w:r>
+        <w:t xml:space="preserve"> file in your </w:t>
+      </w:r>
+      <w:r>
+        <w:rPr>
+          <w:rStyle w:val="codeChar"/>
+        </w:rPr>
+        <w:t>lab7</w:t>
+      </w:r>
+      <w:r>
+        <w:t xml:space="preserve"> folder. Encapsulate the above code into a function called </w:t>
       </w:r>
       <w:proofErr w:type="spellStart"/>
       <w:r>
@@ -1037,11 +1091,25 @@
         <w:t>greenhouse</w:t>
       </w:r>
       <w:r>
-        <w:t xml:space="preserve"> gases. These scenarios are called Representative </w:t>
-      </w:r>
-      <w:r>
+        <w:t xml:space="preserve"> gases. These scenarios are called </w:t>
+      </w:r>
+      <w:r>
+        <w:rPr>
+          <w:i/>
+          <w:iCs/>
+        </w:rPr>
+        <w:t xml:space="preserve">Representative </w:t>
+      </w:r>
+      <w:r>
+        <w:rPr>
+          <w:i/>
+          <w:iCs/>
+        </w:rPr>
         <w:lastRenderedPageBreak/>
-        <w:t>Concentration Pathways or RC</w:t>
+        <w:t>Concentration Pathways</w:t>
+      </w:r>
+      <w:r>
+        <w:t> or RC</w:t>
       </w:r>
       <w:r>
         <w:t>P</w:t>
@@ -1206,21 +1274,31 @@
         <w:t>A</w:t>
       </w:r>
       <w:r>
-        <w:t xml:space="preserve">dd a plot statement for each </w:t>
+        <w:t>dd a </w:t>
+      </w:r>
+      <w:r>
+        <w:rPr>
+          <w:rStyle w:val="codeChar"/>
+        </w:rPr>
+        <w:t>plot</w:t>
+      </w:r>
+      <w:r>
+        <w:t xml:space="preserve"> statement for each </w:t>
       </w:r>
       <w:r>
         <w:t>scenario</w:t>
       </w:r>
       <w:r>
-        <w:t xml:space="preserve">. Adding multiple plot statements will draw </w:t>
-      </w:r>
-      <w:proofErr w:type="gramStart"/>
-      <w:r>
-        <w:t>all of</w:t>
-      </w:r>
-      <w:proofErr w:type="gramEnd"/>
-      <w:r>
-        <w:t xml:space="preserve"> the lines on the same graph.</w:t>
+        <w:t>. Adding multiple </w:t>
+      </w:r>
+      <w:r>
+        <w:rPr>
+          <w:rStyle w:val="codeChar"/>
+        </w:rPr>
+        <w:t>plot</w:t>
+      </w:r>
+      <w:r>
+        <w:t> statements will draw all of the lines on the same graph.</w:t>
       </w:r>
       <w:r>
         <w:t xml:space="preserve"> Guess how to change the color of the lines</w:t>
@@ -1448,15 +1526,7 @@
         <w:pStyle w:val="code"/>
       </w:pPr>
       <w:r>
-        <w:t xml:space="preserve">         * </w:t>
-      </w:r>
-      <w:proofErr w:type="gramStart"/>
-      <w:r>
-        <w:t>the</w:t>
-      </w:r>
-      <w:proofErr w:type="gramEnd"/>
-      <w:r>
-        <w:t xml:space="preserve"> given </w:t>
+        <w:t xml:space="preserve">         * the given </w:t>
       </w:r>
       <w:proofErr w:type="spellStart"/>
       <w:r>
@@ -1472,15 +1542,7 @@
         <w:pStyle w:val="code"/>
       </w:pPr>
       <w:r>
-        <w:t xml:space="preserve">         * </w:t>
-      </w:r>
-      <w:proofErr w:type="gramStart"/>
-      <w:r>
-        <w:t>the</w:t>
-      </w:r>
-      <w:proofErr w:type="gramEnd"/>
-      <w:r>
-        <w:t xml:space="preserve"> climate sensitivity parameter</w:t>
+        <w:t xml:space="preserve">         * the climate sensitivity parameter</w:t>
       </w:r>
     </w:p>
     <w:p>
@@ -1488,15 +1550,7 @@
         <w:pStyle w:val="code"/>
       </w:pPr>
       <w:r>
-        <w:t xml:space="preserve">         * </w:t>
-      </w:r>
-      <w:proofErr w:type="gramStart"/>
-      <w:r>
-        <w:t>and</w:t>
-      </w:r>
-      <w:proofErr w:type="gramEnd"/>
-      <w:r>
-        <w:t xml:space="preserve"> the full path and name of the output file into which the </w:t>
+        <w:t xml:space="preserve">         * and the full path and name of the output file into which the </w:t>
       </w:r>
     </w:p>
     <w:p>
@@ -1806,13 +1860,11 @@
       <w:r>
         <w:t xml:space="preserve">simulation from 1900-2100 using </w:t>
       </w:r>
-      <w:proofErr w:type="spellStart"/>
-      <w:r>
-        <w:t>rcp</w:t>
-      </w:r>
-      <w:proofErr w:type="spellEnd"/>
-      <w:r>
-        <w:t xml:space="preserve"> 2.6</w:t>
+      <w:r>
+        <w:t xml:space="preserve">RCP </w:t>
+      </w:r>
+      <w:r>
+        <w:t>2.6</w:t>
       </w:r>
       <w:r>
         <w:t>.</w:t>
@@ -1838,11 +1890,9 @@
       <w:r>
         <w:t xml:space="preserve"> </w:t>
       </w:r>
-      <w:proofErr w:type="spellStart"/>
-      <w:r>
-        <w:t>decribed</w:t>
-      </w:r>
-      <w:proofErr w:type="spellEnd"/>
+      <w:r>
+        <w:t>described</w:t>
+      </w:r>
       <w:r>
         <w:t xml:space="preserve"> above. T</w:t>
       </w:r>
@@ -1850,15 +1900,16 @@
         <w:t xml:space="preserve">he results </w:t>
       </w:r>
       <w:r>
-        <w:t xml:space="preserve">should </w:t>
-      </w:r>
-      <w:proofErr w:type="gramStart"/>
-      <w:r>
-        <w:t>written</w:t>
-      </w:r>
-      <w:proofErr w:type="gramEnd"/>
-      <w:r>
-        <w:t xml:space="preserve"> to the file </w:t>
+        <w:t>should</w:t>
+      </w:r>
+      <w:r>
+        <w:t xml:space="preserve"> be</w:t>
+      </w:r>
+      <w:r>
+        <w:t xml:space="preserve"> </w:t>
+      </w:r>
+      <w:r>
+        <w:t xml:space="preserve">written to the file </w:t>
       </w:r>
       <w:r>
         <w:rPr>
@@ -1870,7 +1921,16 @@
         <w:t xml:space="preserve">. </w:t>
       </w:r>
       <w:r>
-        <w:t>You will need to add an appropriate import to your lab07.py file.</w:t>
+        <w:t xml:space="preserve">You will need to add an appropriate import to your </w:t>
+      </w:r>
+      <w:r>
+        <w:rPr>
+          <w:rStyle w:val="codeChar"/>
+        </w:rPr>
+        <w:t>lab07.py</w:t>
+      </w:r>
+      <w:r>
+        <w:t xml:space="preserve"> file.</w:t>
       </w:r>
     </w:p>
     <w:p>
@@ -1898,11 +1958,9 @@
       <w:r>
         <w:t xml:space="preserve"> (Answer in responses document.) Open the CSV results file generated by the previous </w:t>
       </w:r>
-      <w:proofErr w:type="gramStart"/>
-      <w:r>
-        <w:t>question, and</w:t>
-      </w:r>
-      <w:proofErr w:type="gramEnd"/>
+      <w:r>
+        <w:t>question and</w:t>
+      </w:r>
       <w:r>
         <w:t xml:space="preserve"> use it to answer the following questions. </w:t>
       </w:r>
@@ -1912,15 +1970,7 @@
       </w:r>
       <w:r>
         <w:br/>
-        <w:t>(b) Which column number (counting from zero) contains the estimated temperature change, which is labeled “</w:t>
-      </w:r>
-      <w:proofErr w:type="spellStart"/>
-      <w:r>
-        <w:t>t_s</w:t>
-      </w:r>
-      <w:proofErr w:type="spellEnd"/>
-      <w:r>
-        <w:t>”?</w:t>
+        <w:t>(b) Which column number (counting from zero) contains the estimated temperature change, which is labeled “t_s”?</w:t>
       </w:r>
       <w:r>
         <w:br/>
@@ -2071,15 +2121,19 @@
         <w:t xml:space="preserve"> from 1900-2100 </w:t>
       </w:r>
       <w:r>
-        <w:t xml:space="preserve">for each of the four RCPs. Use the same climate sensitivity parameter as </w:t>
-      </w:r>
-      <w:proofErr w:type="gramStart"/>
-      <w:r>
-        <w:t>earlier, and</w:t>
-      </w:r>
-      <w:proofErr w:type="gramEnd"/>
-      <w:r>
-        <w:t xml:space="preserve"> save output in the results for using the same naming convention as earlier. After running this function, there should be four CSV files in the results folder.</w:t>
+        <w:t>for each of the four RCPs. Use the same climate sensitivity parameter as earlier</w:t>
+      </w:r>
+      <w:r>
+        <w:t>,</w:t>
+      </w:r>
+      <w:r>
+        <w:t xml:space="preserve"> and save output in the results fo</w:t>
+      </w:r>
+      <w:r>
+        <w:t>lder</w:t>
+      </w:r>
+      <w:r>
+        <w:t xml:space="preserve"> using the same naming convention as earlier. After running this function, there should be four CSV files in the results folder.</w:t>
       </w:r>
     </w:p>
     <w:p>
@@ -2152,7 +2206,7 @@
         <w:t xml:space="preserve"> produces a graph of the projected change in temperature </w:t>
       </w:r>
       <w:r>
-        <w:t>for all four RCP’s, plotted on the same graph. The</w:t>
+        <w:t>for all four RCPs, plotted on the same graph. The</w:t>
       </w:r>
       <w:r>
         <w:t xml:space="preserve"> graph </w:t>
@@ -2231,7 +2285,16 @@
         <w:t>param_sensitivity.py</w:t>
       </w:r>
       <w:r>
-        <w:t>, in your lab7 folder. Complete the following optional activities in this script.</w:t>
+        <w:t xml:space="preserve">, in your </w:t>
+      </w:r>
+      <w:r>
+        <w:rPr>
+          <w:rStyle w:val="codeChar"/>
+        </w:rPr>
+        <w:t>lab7</w:t>
+      </w:r>
+      <w:r>
+        <w:t xml:space="preserve"> folder. Complete the following optional activities in this script.</w:t>
       </w:r>
     </w:p>
     <w:p>
@@ -2243,31 +2306,18 @@
         <w:t xml:space="preserve">Stage 1. </w:t>
       </w:r>
       <w:r>
-        <w:t xml:space="preserve">Refactor your code from questions 8 and 9 to remove repeated code </w:t>
-      </w:r>
-      <w:proofErr w:type="gramStart"/>
-      <w:r>
-        <w:t>and also</w:t>
-      </w:r>
-      <w:proofErr w:type="gramEnd"/>
-      <w:r>
-        <w:t xml:space="preserve"> generalize it. It may be helpful to define one or more new functions in doing this. To generalize the code, allow for a new parameter </w:t>
-      </w:r>
-      <w:proofErr w:type="spellStart"/>
-      <w:r>
-        <w:t>CS_param</w:t>
-      </w:r>
-      <w:proofErr w:type="spellEnd"/>
-      <w:r>
-        <w:t xml:space="preserve">, which represents the climate sensitivity parameter and can be passed to any or </w:t>
-      </w:r>
-      <w:proofErr w:type="gramStart"/>
-      <w:r>
-        <w:t>all of</w:t>
-      </w:r>
-      <w:proofErr w:type="gramEnd"/>
-      <w:r>
-        <w:t xml:space="preserve"> the simulations. Change the naming convention of your results files so that the climate sensitivity parameter is included in the file name.</w:t>
+        <w:t xml:space="preserve">Refactor your code from questions 8 and 9 to remove repeated code and also generalize it. It may be helpful to define one or more new functions in doing this. To generalize the code, allow for a new parameter </w:t>
+      </w:r>
+      <w:proofErr w:type="spellStart"/>
+      <w:r>
+        <w:rPr>
+          <w:rStyle w:val="codeChar"/>
+        </w:rPr>
+        <w:t>cs_param</w:t>
+      </w:r>
+      <w:proofErr w:type="spellEnd"/>
+      <w:r>
+        <w:t>, which represents the climate sensitivity parameter and can be passed to any or all of the simulations. Change the naming convention of your results files so that the climate sensitivity parameter is included in the file name.</w:t>
       </w:r>
     </w:p>
     <w:p>
@@ -2276,14 +2326,17 @@
           <w:b/>
           <w:bCs/>
         </w:rPr>
+        <w:lastRenderedPageBreak/>
         <w:t>Stage 2.</w:t>
       </w:r>
       <w:r>
-        <w:t xml:space="preserve"> Generate results files for the lowest and highest climate sensitivity parameters in the range mentioned above, and for most and least pessimistic RCPs. Plot these all on a single graph. Paste this </w:t>
-      </w:r>
-      <w:r>
-        <w:lastRenderedPageBreak/>
-        <w:t>graph into your responses document. Write a few sentences comparing these results to the medium climate sensitivity parameter used earlier.</w:t>
+        <w:t xml:space="preserve"> Generate results files for the lowest and highest climate sensitivity parameters in the range mentioned above, and for </w:t>
+      </w:r>
+      <w:r>
+        <w:t xml:space="preserve">the </w:t>
+      </w:r>
+      <w:r>
+        <w:t>most and least pessimistic RCPs. Plot these all on a single graph. Paste this graph into your responses document. Write a few sentences comparing these results to the medium climate sensitivity parameter used earlier.</w:t>
       </w:r>
     </w:p>
     <w:p>
@@ -2305,15 +2358,7 @@
         <w:t>spaghetti plot</w:t>
       </w:r>
       <w:r>
-        <w:t xml:space="preserve"> that explores the range of possible climate sensitivity parameters. That is, plot the results of 10 or more independent simulations, where each simulation uses a climate sensitivity parameter chosen randomly from the range mentioned above. You will need to read the Python documentation to find out how to generate a random floating-point number </w:t>
-      </w:r>
-      <w:proofErr w:type="gramStart"/>
-      <w:r>
-        <w:t>in a given</w:t>
-      </w:r>
-      <w:proofErr w:type="gramEnd"/>
-      <w:r>
-        <w:t xml:space="preserve"> range. Paste your spaghetti plot into your responses document and briefly comment on the results.</w:t>
+        <w:t xml:space="preserve"> that explores the range of possible climate sensitivity parameters. That is, plot the results of 10 or more independent simulations, where each simulation uses a climate sensitivity parameter chosen randomly from the range mentioned above. You will need to read the Python documentation to find out how to generate a random floating-point number in a given range. Paste your spaghetti plot into your responses document and briefly comment on the results.</w:t>
       </w:r>
     </w:p>
     <w:p/>
